--- a/deliverables/2026-10-23-unified-update/URP_Supplementary_Methods_and_Schedules_20261023.docx
+++ b/deliverables/2026-10-23-unified-update/URP_Supplementary_Methods_and_Schedules_20261023.docx
@@ -9263,7 +9263,7 @@
           <w:b w:val="0"/>
           <w:sz w:val="17"/>
         </w:rPr>
-        <w:t xml:space="preserve">Note. Dates follow Wang </w:t>
+        <w:t xml:space="preserve">Note. Dates follow the reported phenological observations </w:t>
       </w:r>
       <w:r>
         <w:rPr>
@@ -9280,7 +9280,7 @@
           <w:b w:val="0"/>
           <w:sz w:val="17"/>
         </w:rPr>
-        <w:t>, Table 2-3, intersected with the executed model calendar. Every stage is eligible even where the recorded schedule has no event.</w:t>
+        <w:t>, intersected with the executed model calendar. Every stage is eligible even where the recorded schedule has no event.</w:t>
       </w:r>
     </w:p>
     <w:p>
